--- a/dist_docs/README.docx
+++ b/dist_docs/README.docx
@@ -3157,7 +3157,7 @@
       <w:b/>
       <w:bCs/>
       <w:color w:val="365F91" w:themeColor="accent1" w:themeShade="BF"/>
-      <w:sz w:val="28"/>
+      <w:sz w:val="40"/>
       <w:szCs w:val="28"/>
     </w:rPr>
   </w:style>
@@ -3181,7 +3181,7 @@
       <w:b/>
       <w:bCs/>
       <w:color w:val="4F81BD" w:themeColor="accent1"/>
-      <w:sz w:val="26"/>
+      <w:sz w:val="32"/>
       <w:szCs w:val="26"/>
     </w:rPr>
   </w:style>
@@ -3205,6 +3205,7 @@
       <w:b/>
       <w:bCs/>
       <w:color w:val="4F81BD" w:themeColor="accent1"/>
+      <w:sz w:val="27"/>
     </w:rPr>
   </w:style>
   <w:style w:type="paragraph" w:styleId="Heading4">
@@ -3443,6 +3444,7 @@
     </w:pPr>
     <w:rPr>
       <w:rFonts w:asciiTheme="majorHAnsi" w:eastAsiaTheme="majorEastAsia" w:hAnsiTheme="majorHAnsi" w:cstheme="majorBidi"/>
+      <w:b/>
       <w:color w:val="17365D" w:themeColor="text2" w:themeShade="BF"/>
       <w:spacing w:val="5"/>
       <w:kern w:val="28"/>

--- a/dist_docs/README.docx
+++ b/dist_docs/README.docx
@@ -15,6 +15,12 @@
         <w:rPr>
           <w:b/>
         </w:rPr>
+        <w:t>Why this Mod: To choose the number and identity of your party members without spells, dialogues or using hotbar space.</w:t>
+      </w:r>
+    </w:p>
+    <w:p>
+      <w:r>
+        <w:rPr/>
         <w:t>Choose who is in your party from a menu. Open the Party tab in Mod Configuration Menu, tick the companions and hirelings you want with you, and press Apply. Raise the party limit to as many as 16. When the game can only handle four, at a long rest and on the Grymforge raft, Party Picker handles it for you: before a rest it asks which four to keep tonight and brings the others back when you wake, and on the raft it makes sure the whole party lands.</w:t>
       </w:r>
     </w:p>
@@ -1588,7 +1594,7 @@
       </w:r>
       <w:r>
         <w:rPr/>
-        <w:t xml:space="preserve"> (Party Limit Begone and similar). Both set the party limit, and whichever applies it last wins. Pick one.</w:t>
+        <w:t xml:space="preserve"> (Party Limit Begone and similar). Both set the party limit, and whichever applies it last wins. Pick one. Other Party Limit Mods: Could lead to odd results; use at your own risk.</w:t>
       </w:r>
     </w:p>
     <w:p>
@@ -1691,11 +1697,11 @@
         <w:rPr>
           <w:b/>
         </w:rPr>
-        <w:t>Quest items carried by members five and up are sometimes not registered by the game</w:t>
+        <w:t>Quest items carried by members five and up are sometimes not registered by the game.</w:t>
       </w:r>
       <w:r>
         <w:rPr/>
-        <w:t>, according to Party Limit Begone's notes. Party Picker does not address that. Keep quest items on your first four.</w:t>
+        <w:t xml:space="preserve"> This bug is according to Party Limit Begone's notes. Party Picker does not address that. Keep quest items on your first four.</w:t>
       </w:r>
     </w:p>
     <w:p>

--- a/dist_docs/README.docx
+++ b/dist_docs/README.docx
@@ -1697,11 +1697,11 @@
         <w:rPr>
           <w:b/>
         </w:rPr>
-        <w:t>Quest items carried by members five and up are sometimes not registered by the game.</w:t>
+        <w:t>House of Hope (Act 3): only four party members get the Debtor's Attire.</w:t>
       </w:r>
       <w:r>
         <w:rPr/>
-        <w:t xml:space="preserve"> This bug is according to Party Limit Begone's notes. Party Picker does not address that. Keep quest items on your first four.</w:t>
+        <w:t xml:space="preserve"> The game has four sets and hands one to each party member in turn, so members five and up get none. Party Picker does not change this.</w:t>
       </w:r>
     </w:p>
     <w:p>

--- a/dist_docs/README.docx
+++ b/dist_docs/README.docx
@@ -304,6 +304,21 @@
     </w:p>
     <w:p>
       <w:pPr>
+        <w:pStyle w:val="ListBullet"/>
+      </w:pPr>
+      <w:r>
+        <w:rPr>
+          <w:b/>
+        </w:rPr>
+        <w:t>The House of Hope:</w:t>
+      </w:r>
+      <w:r>
+        <w:rPr/>
+        <w:t xml:space="preserve"> nothing to do. When Hope hands out the Debtor's Attire, everyone in the party gets a set.</w:t>
+      </w:r>
+    </w:p>
+    <w:p>
+      <w:pPr>
         <w:pStyle w:val="Heading2"/>
       </w:pPr>
       <w:r>
@@ -393,6 +408,21 @@
       <w:r>
         <w:rPr/>
         <w:t xml:space="preserve"> The raft takes everyone aboard but has only four landing spots per dock, so members five and up would be left on board, hidden and unable to move. Party Picker adds landing spots so the whole party arrives.</w:t>
+      </w:r>
+    </w:p>
+    <w:p>
+      <w:pPr>
+        <w:pStyle w:val="ListBullet"/>
+      </w:pPr>
+      <w:r>
+        <w:rPr>
+          <w:b/>
+        </w:rPr>
+        <w:t>The House of Hope's Debtor's Attire (Act 3).</w:t>
+      </w:r>
+      <w:r>
+        <w:rPr/>
+        <w:t xml:space="preserve"> The game has only four sets of the disguise Hope hands out, so members five and up would get none. When Hope hands them out, Party Picker gives a set to every other party member inside the House and puts it on. The game treats the extra sets exactly like its own, including destroying them when the alarm is raised.</w:t>
       </w:r>
     </w:p>
     <w:p>
@@ -1151,6 +1181,71 @@
           </w:p>
         </w:tc>
       </w:tr>
+      <w:tr>
+        <w:tc>
+          <w:tcPr>
+            <w:tcW w:type="dxa" w:w="3120"/>
+          </w:tcPr>
+          <w:p>
+            <w:pPr>
+              <w:spacing w:after="0"/>
+            </w:pPr>
+            <w:r>
+              <w:rPr>
+                <w:sz w:val="19"/>
+              </w:rPr>
+            </w:r>
+            <w:r>
+              <w:rPr>
+                <w:sz w:val="19"/>
+              </w:rPr>
+              <w:t>Debtor's Attire for the whole party (House of Hope)</w:t>
+            </w:r>
+          </w:p>
+        </w:tc>
+        <w:tc>
+          <w:tcPr>
+            <w:tcW w:type="dxa" w:w="3120"/>
+          </w:tcPr>
+          <w:p>
+            <w:pPr>
+              <w:spacing w:after="0"/>
+            </w:pPr>
+            <w:r>
+              <w:rPr>
+                <w:sz w:val="19"/>
+              </w:rPr>
+            </w:r>
+            <w:r>
+              <w:rPr>
+                <w:sz w:val="19"/>
+              </w:rPr>
+              <w:t>On</w:t>
+            </w:r>
+          </w:p>
+        </w:tc>
+        <w:tc>
+          <w:tcPr>
+            <w:tcW w:type="dxa" w:w="3120"/>
+          </w:tcPr>
+          <w:p>
+            <w:pPr>
+              <w:spacing w:after="0"/>
+            </w:pPr>
+            <w:r>
+              <w:rPr>
+                <w:sz w:val="19"/>
+              </w:rPr>
+            </w:r>
+            <w:r>
+              <w:rPr>
+                <w:sz w:val="19"/>
+              </w:rPr>
+              <w:t>When Hope hands out the disguise, every party member inside the House gets a set, not just four.</w:t>
+            </w:r>
+          </w:p>
+        </w:tc>
+      </w:tr>
     </w:tbl>
     <w:p>
       <w:pPr>
@@ -1560,6 +1655,32 @@
       </w:r>
     </w:p>
     <w:p>
+      <w:pPr>
+        <w:pStyle w:val="ListBullet"/>
+      </w:pPr>
+      <w:r>
+        <w:rPr>
+          <w:b/>
+        </w:rPr>
+        <w:t>House of Hope:</w:t>
+      </w:r>
+      <w:r>
+        <w:rPr/>
+        <w:t xml:space="preserve"> after Hope's dialog that hands out the disguise, Party Picker gives each party member inside the House who has no set a copy of the same Debtor's Attire (</w:t>
+      </w:r>
+      <w:r>
+        <w:rPr>
+          <w:rFonts w:ascii="Consolas" w:hAnsi="Consolas" w:eastAsia="Consolas"/>
+          <w:sz w:val="19"/>
+        </w:rPr>
+        <w:t>TemplateAddTo</w:t>
+      </w:r>
+      <w:r>
+        <w:rPr/>
+        <w:t>) and equips it when it arrives, with the call the game uses for its own four.</w:t>
+      </w:r>
+    </w:p>
+    <w:p>
       <w:r>
         <w:rPr/>
         <w:t>What Party Picker keeps in your save: the record of who waited in camp during a rest, the record of who it has seen join your party (so that companions added by other mods stay listed), and the extra raft landing rows (used only when more than four ride the raft). Nothing else.</w:t>
@@ -1697,11 +1818,11 @@
         <w:rPr>
           <w:b/>
         </w:rPr>
-        <w:t>House of Hope (Act 3): only four party members get the Debtor's Attire.</w:t>
+        <w:t>Debtor's Attire: only for those in the party at the moment Hope hands it out.</w:t>
       </w:r>
       <w:r>
         <w:rPr/>
-        <w:t xml:space="preserve"> The game has four sets and hands one to each party member in turn, so members five and up get none. Party Picker does not change this.</w:t>
+        <w:t xml:space="preserve"> A member who joins the party later, or who is outside the House of Hope at that moment, gets none. The game itself hands its four sets to the first four party members wherever they are; Party Picker does not move those sets to someone else.</w:t>
       </w:r>
     </w:p>
     <w:p>

--- a/dist_docs/README.docx
+++ b/dist_docs/README.docx
@@ -21,7 +21,7 @@
     <w:p>
       <w:r>
         <w:rPr/>
-        <w:t>Choose who is in your party from a menu. Open the Party tab in Mod Configuration Menu, tick the companions and hirelings you want with you, and press Apply. Raise the party limit to as many as 16. When the game can only handle four, at a long rest and on the Grymforge raft, Party Picker handles it for you: before a rest it asks which four to keep tonight and brings the others back when you wake, and on the raft it makes sure the whole party lands.</w:t>
+        <w:t>Choose who is in your party from a menu. Open the Party tab in Mod Configuration Menu, tick the companions and hirelings you want with you, and press Apply. Raise the party limit to as many as 30. When the game can only handle four, at a long rest and on the Grymforge raft, Party Picker handles it for you: before a rest it asks which four to keep tonight and brings the others back when you wake, and on the raft it makes sure the whole party lands.</w:t>
       </w:r>
     </w:p>
     <w:p>
@@ -202,7 +202,7 @@
       </w:r>
       <w:r>
         <w:rPr/>
-        <w:t xml:space="preserve"> (4 to 16, default 6). It counts your own character.</w:t>
+        <w:t xml:space="preserve"> (4 to 30, default 6). It counts your own character. It can't be set below the number already in your party: send members to camp first. If you try, the slider moves back and a message window explains.</w:t>
       </w:r>
     </w:p>
     <w:p>
@@ -249,7 +249,22 @@
       </w:r>
       <w:r>
         <w:rPr/>
-        <w:t xml:space="preserve"> Your own character, the companion you are currently controlling, dead party members, and in multiplayer every character another player controls cannot be sent to camp. A character who is off stage (not present in the world at the moment) cannot be recruited.</w:t>
+        <w:t xml:space="preserve"> Your own character, the companion you are currently controlling, dead party members, and in multiplayer every character another player controls cannot be sent to camp. A character who is off stage (not present in the world at the moment) cannot be recruited. Halsin is locked until the story lets him join (after Thaniel is saved, as in the game), and so are Minthara and Minsc while the story keeps them from being recruited.</w:t>
+      </w:r>
+    </w:p>
+    <w:p>
+      <w:pPr>
+        <w:pStyle w:val="ListBullet"/>
+      </w:pPr>
+      <w:r>
+        <w:rPr>
+          <w:b/>
+        </w:rPr>
+        <w:t>Send everyone to camp:</w:t>
+      </w:r>
+      <w:r>
+        <w:rPr/>
+        <w:t xml:space="preserve"> one button on the Party tab. It asks once, then sends everyone who can go. Your own character always stays.</w:t>
       </w:r>
     </w:p>
     <w:p>
@@ -367,7 +382,47 @@
       </w:r>
       <w:r>
         <w:rPr/>
-        <w:t xml:space="preserve"> The limit goes from 4 to 16 and is re-applied each time a save loads.</w:t>
+        <w:t xml:space="preserve"> The limit goes from 4 to 30 and is re-applied each time a save loads. It is never set below the party you already have: a save whose party is larger than your setting keeps everyone, and Party Picker tells you once (your setting is not changed). Parties above 16 have not been tested by the author.</w:t>
+      </w:r>
+    </w:p>
+    <w:p>
+      <w:pPr>
+        <w:pStyle w:val="ListBullet"/>
+      </w:pPr>
+      <w:r>
+        <w:rPr>
+          <w:b/>
+        </w:rPr>
+        <w:t>Send everyone to camp in one click.</w:t>
+      </w:r>
+      <w:r>
+        <w:rPr/>
+        <w:t xml:space="preserve"> The Party tab asks once, then sends everyone except your own character (and anyone else who can't be moved). Tick them again and press Apply to bring them back.</w:t>
+      </w:r>
+    </w:p>
+    <w:p>
+      <w:pPr>
+        <w:pStyle w:val="ListBullet"/>
+      </w:pPr>
+      <w:r>
+        <w:rPr>
+          <w:b/>
+        </w:rPr>
+        <w:t>Halsin joins when the story says so.</w:t>
+      </w:r>
+      <w:r>
+        <w:rPr/>
+        <w:t xml:space="preserve"> As in the game, Halsin can't join in Act Two until Thaniel is saved; the Party tab locks him until then. An optional setting, </w:t>
+      </w:r>
+      <w:r>
+        <w:rPr>
+          <w:b/>
+        </w:rPr>
+        <w:t>Let Halsin join early</w:t>
+      </w:r>
+      <w:r>
+        <w:rPr/>
+        <w:t>, lifts that lock in Act Two, with a Party tab button that puts his quest back on track before Last Light (see the settings).</w:t>
       </w:r>
     </w:p>
     <w:p>
@@ -741,7 +796,7 @@
               <w:rPr>
                 <w:sz w:val="19"/>
               </w:rPr>
-              <w:t>How many characters can be in the active party, including your own (4 to 16). Applied when you load a save and whenever you change it.</w:t>
+              <w:t>How many characters can be in the active party, including your own (4 to 30). Applied when you load a save and whenever you change it. It can't be set below the number already in your party. Parties above 16 have not been tested by the author.</w:t>
             </w:r>
           </w:p>
         </w:tc>
@@ -1254,6 +1309,206 @@
     </w:p>
     <w:p>
       <w:pPr>
+        <w:pStyle w:val="Heading3"/>
+      </w:pPr>
+      <w:r>
+        <w:t>Story companions</w:t>
+      </w:r>
+    </w:p>
+    <w:tbl>
+      <w:tblPr>
+        <w:tblStyle w:val="TableGrid"/>
+        <w:tblW w:type="auto" w:w="0"/>
+        <w:jc w:val="center"/>
+        <w:tblLook w:firstColumn="1" w:firstRow="1" w:lastColumn="0" w:lastRow="0" w:noHBand="0" w:noVBand="1" w:val="04A0"/>
+      </w:tblPr>
+      <w:tblGrid>
+        <w:gridCol w:w="3120"/>
+        <w:gridCol w:w="3120"/>
+        <w:gridCol w:w="3120"/>
+      </w:tblGrid>
+      <w:tr>
+        <w:tc>
+          <w:tcPr>
+            <w:tcW w:type="dxa" w:w="3120"/>
+            <w:shd w:val="clear" w:color="auto" w:fill="E7E6E6"/>
+          </w:tcPr>
+          <w:p>
+            <w:pPr>
+              <w:spacing w:after="0"/>
+            </w:pPr>
+            <w:r>
+              <w:rPr>
+                <w:sz w:val="19"/>
+              </w:rPr>
+            </w:r>
+            <w:r>
+              <w:rPr>
+                <w:b/>
+                <w:sz w:val="19"/>
+              </w:rPr>
+              <w:t>Setting</w:t>
+            </w:r>
+          </w:p>
+        </w:tc>
+        <w:tc>
+          <w:tcPr>
+            <w:tcW w:type="dxa" w:w="3120"/>
+            <w:shd w:val="clear" w:color="auto" w:fill="E7E6E6"/>
+          </w:tcPr>
+          <w:p>
+            <w:pPr>
+              <w:spacing w:after="0"/>
+            </w:pPr>
+            <w:r>
+              <w:rPr>
+                <w:sz w:val="19"/>
+              </w:rPr>
+            </w:r>
+            <w:r>
+              <w:rPr>
+                <w:b/>
+                <w:sz w:val="19"/>
+              </w:rPr>
+              <w:t>Default</w:t>
+            </w:r>
+          </w:p>
+        </w:tc>
+        <w:tc>
+          <w:tcPr>
+            <w:tcW w:type="dxa" w:w="3120"/>
+            <w:shd w:val="clear" w:color="auto" w:fill="E7E6E6"/>
+          </w:tcPr>
+          <w:p>
+            <w:pPr>
+              <w:spacing w:after="0"/>
+            </w:pPr>
+            <w:r>
+              <w:rPr>
+                <w:sz w:val="19"/>
+              </w:rPr>
+            </w:r>
+            <w:r>
+              <w:rPr>
+                <w:b/>
+                <w:sz w:val="19"/>
+              </w:rPr>
+              <w:t>What it does</w:t>
+            </w:r>
+          </w:p>
+        </w:tc>
+      </w:tr>
+      <w:tr>
+        <w:tc>
+          <w:tcPr>
+            <w:tcW w:type="dxa" w:w="3120"/>
+          </w:tcPr>
+          <w:p>
+            <w:pPr>
+              <w:spacing w:after="0"/>
+            </w:pPr>
+            <w:r>
+              <w:rPr>
+                <w:sz w:val="19"/>
+              </w:rPr>
+            </w:r>
+            <w:r>
+              <w:rPr>
+                <w:sz w:val="19"/>
+              </w:rPr>
+              <w:t>Let Halsin join early</w:t>
+            </w:r>
+          </w:p>
+        </w:tc>
+        <w:tc>
+          <w:tcPr>
+            <w:tcW w:type="dxa" w:w="3120"/>
+          </w:tcPr>
+          <w:p>
+            <w:pPr>
+              <w:spacing w:after="0"/>
+            </w:pPr>
+            <w:r>
+              <w:rPr>
+                <w:sz w:val="19"/>
+              </w:rPr>
+            </w:r>
+            <w:r>
+              <w:rPr>
+                <w:sz w:val="19"/>
+              </w:rPr>
+              <w:t>Off</w:t>
+            </w:r>
+          </w:p>
+        </w:tc>
+        <w:tc>
+          <w:tcPr>
+            <w:tcW w:type="dxa" w:w="3120"/>
+          </w:tcPr>
+          <w:p>
+            <w:pPr>
+              <w:spacing w:after="0"/>
+            </w:pPr>
+            <w:r>
+              <w:rPr>
+                <w:sz w:val="19"/>
+              </w:rPr>
+            </w:r>
+            <w:r>
+              <w:rPr>
+                <w:sz w:val="19"/>
+              </w:rPr>
+              <w:t>In the base game Halsin can't join you in Act Two until Thaniel is saved, and the Party tab follows that. Ticked, Halsin can join earlier: in Act Two only, before his quest at Last Light begins.</w:t>
+            </w:r>
+          </w:p>
+        </w:tc>
+      </w:tr>
+    </w:tbl>
+    <w:p>
+      <w:pPr>
+        <w:spacing w:after="0"/>
+      </w:pPr>
+    </w:p>
+    <w:p>
+      <w:r>
+        <w:rPr>
+          <w:b/>
+        </w:rPr>
+        <w:t>If you let Halsin join early, read this.</w:t>
+      </w:r>
+      <w:r>
+        <w:rPr/>
+        <w:t xml:space="preserve"> Once he has joined early, his quest at Last Light won't start by itself, even after you send him back to camp. Once your party has reached Last Light, and </w:t>
+      </w:r>
+      <w:r>
+        <w:rPr>
+          <w:b/>
+        </w:rPr>
+        <w:t>before you talk to Art Cullagh</w:t>
+      </w:r>
+      <w:r>
+        <w:rPr/>
+        <w:t xml:space="preserve">, press </w:t>
+      </w:r>
+      <w:r>
+        <w:rPr>
+          <w:b/>
+        </w:rPr>
+        <w:t>Put Halsin's quest back on track</w:t>
+      </w:r>
+      <w:r>
+        <w:rPr/>
+        <w:t xml:space="preserve"> on the Party tab (a message window reminds you when you first arrive at Last Light). It sends him to camp and resets his quest; then talk to him in camp and let him go ahead to Last Light. After that he can't join again until Thaniel is saved. </w:t>
+      </w:r>
+      <w:r>
+        <w:rPr>
+          <w:b/>
+        </w:rPr>
+        <w:t>Without Party Picker that button is gone, so don't remove the mod while Halsin is with you early.</w:t>
+      </w:r>
+    </w:p>
+    <w:p>
+      <w:pPr>
         <w:pStyle w:val="Heading2"/>
       </w:pPr>
       <w:r>
@@ -1309,7 +1564,7 @@
       </w:r>
       <w:r>
         <w:rPr/>
-        <w:t xml:space="preserve"> and names who did not move. Apply is greyed out while more people are ticked than the limit allows.</w:t>
+        <w:t xml:space="preserve"> and names who did not move. With more people ticked than the limit allows, Apply changes nothing and a message window says how many to untick.</w:t>
       </w:r>
     </w:p>
     <w:p>
@@ -1324,7 +1579,22 @@
       </w:r>
       <w:r>
         <w:rPr/>
-        <w:t xml:space="preserve"> reads the party again. The tab also refreshes itself each time you open Party Picker's MCM page.</w:t>
+        <w:t xml:space="preserve"> reads the party again. The tab also refreshes itself each time you open Party Picker's MCM page, and when you change Maximum party size or Let Halsin join early.</w:t>
+      </w:r>
+    </w:p>
+    <w:p>
+      <w:pPr>
+        <w:pStyle w:val="ListBullet"/>
+      </w:pPr>
+      <w:r>
+        <w:rPr>
+          <w:b/>
+        </w:rPr>
+        <w:t>Send everyone to camp</w:t>
+      </w:r>
+      <w:r>
+        <w:rPr/>
+        <w:t xml:space="preserve"> asks "Send N party members to camp?" first. Everyone who can be moved goes; your own character, the character you control, the dead and anyone off stage stay. If your character is then alone, a message window explains that the game hides the party portraits for a party of one.</w:t>
       </w:r>
     </w:p>
     <w:p>
@@ -1340,6 +1610,31 @@
       <w:r>
         <w:rPr/>
         <w:t xml:space="preserve"> appears only when some of your party are still waiting in camp after a long rest. It brings them back, as far as the limit allows, without sending anyone away.</w:t>
+      </w:r>
+    </w:p>
+    <w:p>
+      <w:pPr>
+        <w:pStyle w:val="ListBullet"/>
+      </w:pPr>
+      <w:r>
+        <w:rPr>
+          <w:b/>
+        </w:rPr>
+        <w:t>Put Halsin's quest back on track</w:t>
+      </w:r>
+      <w:r>
+        <w:rPr/>
+        <w:t xml:space="preserve"> appears only for a Halsin who joined early (see </w:t>
+      </w:r>
+      <w:r>
+        <w:rPr>
+          <w:b/>
+        </w:rPr>
+        <w:t>Let Halsin join early</w:t>
+      </w:r>
+      <w:r>
+        <w:rPr/>
+        <w:t>). It is greyed out, with the reason, until your party has reached Last Light. It asks once, then sends him to camp if he is with you and resets his quest.</w:t>
       </w:r>
     </w:p>
     <w:p>
@@ -1651,7 +1946,7 @@
       </w:r>
       <w:r>
         <w:rPr/>
-        <w:t xml:space="preserve"> Party Picker adds rows 5 to 16 to the raft's landing-position table for each dock. They reuse that dock's existing four positions.</w:t>
+        <w:t xml:space="preserve"> Party Picker adds rows 5 to 30 to the raft's landing-position table for each dock. They reuse that dock's existing four positions.</w:t>
       </w:r>
     </w:p>
     <w:p>
@@ -1681,9 +1976,45 @@
       </w:r>
     </w:p>
     <w:p>
+      <w:pPr>
+        <w:pStyle w:val="ListBullet"/>
+      </w:pPr>
+      <w:r>
+        <w:rPr>
+          <w:b/>
+        </w:rPr>
+        <w:t>Halsin:</w:t>
+      </w:r>
       <w:r>
         <w:rPr/>
-        <w:t>What Party Picker keeps in your save: the record of who waited in camp during a rest, the record of who it has seen join your party (so that companions added by other mods stay listed), and the extra raft landing rows (used only when more than four ride the raft). Nothing else.</w:t>
+        <w:t xml:space="preserve"> the lock reads the game's own flag for whether Halsin may be recruited yet (</w:t>
+      </w:r>
+      <w:r>
+        <w:rPr>
+          <w:rFonts w:ascii="Consolas" w:hAnsi="Consolas" w:eastAsia="Consolas"/>
+          <w:sz w:val="19"/>
+        </w:rPr>
+        <w:t>GLO_LiftingTheCurse_State_HalsinRecruitable</w:t>
+      </w:r>
+      <w:r>
+        <w:rPr/>
+        <w:t xml:space="preserve">). </w:t>
+      </w:r>
+      <w:r>
+        <w:rPr>
+          <w:b/>
+        </w:rPr>
+        <w:t>Put Halsin's quest back on track</w:t>
+      </w:r>
+      <w:r>
+        <w:rPr/>
+        <w:t xml:space="preserve"> sends him to camp with the normal dismiss procedure, then sets his quest state and camp conversation back to where the story expects them before Last Light, and clears the recruitable flag that his early join set.</w:t>
+      </w:r>
+    </w:p>
+    <w:p>
+      <w:r>
+        <w:rPr/>
+        <w:t>What Party Picker keeps in your save: the record of who waited in camp during a rest, the record of who it has seen join your party (so that companions added by other mods stay listed), the extra raft landing rows (used only when more than four ride the raft), and a note that Halsin's quest was put back on track (so he is not let in early a second time). Nothing else.</w:t>
       </w:r>
     </w:p>
     <w:p>
@@ -1715,7 +2046,7 @@
       </w:r>
       <w:r>
         <w:rPr/>
-        <w:t xml:space="preserve"> (Party Limit Begone and similar). Both set the party limit, and whichever applies it last wins. Pick one. Other Party Limit Mods: Could lead to odd results; use at your own risk.</w:t>
+        <w:t xml:space="preserve"> (Party Limit Begone and similar). Both set the party limit, and whichever applies it last wins. Pick one. If Configurable Party Limit is active, Party Picker writes a warning to the Script Extender log when a save loads. Other Party Limit Mods: Could lead to odd results; use at your own risk.</w:t>
       </w:r>
     </w:p>
     <w:p>
@@ -1978,6 +2309,29 @@
       <w:r>
         <w:rPr/>
         <w:t xml:space="preserve"> There are none. Everything is on the Party tab.</w:t>
+      </w:r>
+    </w:p>
+    <w:p>
+      <w:r>
+        <w:rPr>
+          <w:b/>
+        </w:rPr>
+        <w:t>I sent everyone to camp and the party portraits disappeared, even my own character. Is that a bug?</w:t>
+      </w:r>
+      <w:r>
+        <w:rPr/>
+        <w:t xml:space="preserve"> No, that is the game itself: it hides the portrait panel when the party is just one character with no companions or followers (Larian's own interface file, </w:t>
+      </w:r>
+      <w:r>
+        <w:rPr>
+          <w:rFonts w:ascii="Consolas" w:hAnsi="Consolas" w:eastAsia="Consolas"/>
+          <w:sz w:val="19"/>
+        </w:rPr>
+        <w:t>PlayerPortraits.xaml</w:t>
+      </w:r>
+      <w:r>
+        <w:rPr/>
+        <w:t>). Your character is still in the party, and the portraits come back as soon as anyone joins.</w:t>
       </w:r>
     </w:p>
     <w:p>
@@ -2529,6 +2883,111 @@
                 <w:rFonts w:ascii="Consolas" w:hAnsi="Consolas" w:eastAsia="Consolas"/>
                 <w:sz w:val="19"/>
               </w:rPr>
+              <w:t>!pp_halsin</w:t>
+            </w:r>
+          </w:p>
+        </w:tc>
+        <w:tc>
+          <w:tcPr>
+            <w:tcW w:type="dxa" w:w="3120"/>
+          </w:tcPr>
+          <w:p>
+            <w:pPr>
+              <w:spacing w:after="0"/>
+            </w:pPr>
+            <w:r>
+              <w:rPr>
+                <w:sz w:val="19"/>
+              </w:rPr>
+            </w:r>
+            <w:r>
+              <w:rPr>
+                <w:sz w:val="19"/>
+              </w:rPr>
+              <w:t>server</w:t>
+            </w:r>
+          </w:p>
+        </w:tc>
+        <w:tc>
+          <w:tcPr>
+            <w:tcW w:type="dxa" w:w="3120"/>
+          </w:tcPr>
+          <w:p>
+            <w:pPr>
+              <w:spacing w:after="0"/>
+            </w:pPr>
+            <w:r>
+              <w:rPr>
+                <w:sz w:val="19"/>
+              </w:rPr>
+            </w:r>
+            <w:r>
+              <w:rPr>
+                <w:sz w:val="19"/>
+              </w:rPr>
+              <w:t xml:space="preserve">Reports Halsin's quest state, flags and camp conversation. </w:t>
+            </w:r>
+            <w:r>
+              <w:rPr>
+                <w:rFonts w:ascii="Consolas" w:hAnsi="Consolas" w:eastAsia="Consolas"/>
+                <w:sz w:val="19"/>
+              </w:rPr>
+              <w:t>!pp_halsin repair</w:t>
+            </w:r>
+            <w:r>
+              <w:rPr>
+                <w:sz w:val="19"/>
+              </w:rPr>
+              <w:t xml:space="preserve"> does what </w:t>
+            </w:r>
+            <w:r>
+              <w:rPr>
+                <w:b/>
+                <w:sz w:val="19"/>
+              </w:rPr>
+              <w:t>Put Halsin's quest back on track</w:t>
+            </w:r>
+            <w:r>
+              <w:rPr>
+                <w:sz w:val="19"/>
+              </w:rPr>
+              <w:t xml:space="preserve"> does, for a Halsin who is already in camp; </w:t>
+            </w:r>
+            <w:r>
+              <w:rPr>
+                <w:rFonts w:ascii="Consolas" w:hAnsi="Consolas" w:eastAsia="Consolas"/>
+                <w:sz w:val="19"/>
+              </w:rPr>
+              <w:t>!pp_halsin haven</w:t>
+            </w:r>
+            <w:r>
+              <w:rPr>
+                <w:sz w:val="19"/>
+              </w:rPr>
+              <w:t xml:space="preserve"> sends him to Last Light if his camp conversation does not offer it. Make a hard save first.</w:t>
+            </w:r>
+          </w:p>
+        </w:tc>
+      </w:tr>
+      <w:tr>
+        <w:tc>
+          <w:tcPr>
+            <w:tcW w:type="dxa" w:w="3120"/>
+          </w:tcPr>
+          <w:p>
+            <w:pPr>
+              <w:spacing w:after="0"/>
+            </w:pPr>
+            <w:r>
+              <w:rPr>
+                <w:sz w:val="19"/>
+              </w:rPr>
+            </w:r>
+            <w:r>
+              <w:rPr>
+                <w:rFonts w:ascii="Consolas" w:hAnsi="Consolas" w:eastAsia="Consolas"/>
+                <w:sz w:val="19"/>
+              </w:rPr>
               <w:t>!pp</w:t>
             </w:r>
           </w:p>
